--- a/כל סעיפי הפרוקיט/סעיף 5 -שרטוטי מצבים/UML Sequence Diagrams..docx
+++ b/כל סעיפי הפרוקיט/סעיף 5 -שרטוטי מצבים/UML Sequence Diagrams..docx
@@ -3018,21 +3018,24 @@
       </w:pPr>
       <w:r>
         <w:rPr>
+          <w:b/>
+          <w:bCs/>
           <w:noProof/>
+          <w:rtl/>
         </w:rPr>
         <w:drawing>
-          <wp:anchor distT="0" distB="0" distL="114300" distR="114300" simplePos="0" relativeHeight="251670528" behindDoc="0" locked="0" layoutInCell="1" allowOverlap="1" wp14:anchorId="5F1C4AD0" wp14:editId="211EF514">
+          <wp:anchor distT="0" distB="0" distL="114300" distR="114300" simplePos="0" relativeHeight="251672576" behindDoc="0" locked="0" layoutInCell="1" allowOverlap="1" wp14:anchorId="087FD3DD" wp14:editId="2DA9906A">
             <wp:simplePos x="0" y="0"/>
             <wp:positionH relativeFrom="margin">
-              <wp:posOffset>-363855</wp:posOffset>
+              <wp:posOffset>251460</wp:posOffset>
             </wp:positionH>
             <wp:positionV relativeFrom="margin">
-              <wp:posOffset>868680</wp:posOffset>
+              <wp:posOffset>1005840</wp:posOffset>
             </wp:positionV>
-            <wp:extent cx="6400800" cy="3528060"/>
-            <wp:effectExtent l="76200" t="76200" r="133350" b="129540"/>
+            <wp:extent cx="4693920" cy="2653030"/>
+            <wp:effectExtent l="76200" t="76200" r="125730" b="128270"/>
             <wp:wrapSquare wrapText="bothSides"/>
-            <wp:docPr id="9" name="תמונה 9" descr="PlantUML diagram"/>
+            <wp:docPr id="1" name="תמונה 1"/>
             <wp:cNvGraphicFramePr>
               <a:graphicFrameLocks xmlns:a="http://schemas.openxmlformats.org/drawingml/2006/main" noChangeAspect="1"/>
             </wp:cNvGraphicFramePr>
@@ -3040,28 +3043,25 @@
               <a:graphicData uri="http://schemas.openxmlformats.org/drawingml/2006/picture">
                 <pic:pic xmlns:pic="http://schemas.openxmlformats.org/drawingml/2006/picture">
                   <pic:nvPicPr>
-                    <pic:cNvPr id="0" name="Picture 9" descr="PlantUML diagram"/>
-                    <pic:cNvPicPr>
-                      <a:picLocks noChangeAspect="1" noChangeArrowheads="1"/>
-                    </pic:cNvPicPr>
+                    <pic:cNvPr id="1" name="d.png"/>
+                    <pic:cNvPicPr/>
                   </pic:nvPicPr>
                   <pic:blipFill>
-                    <a:blip r:embed="rId17">
+                    <a:blip r:embed="rId18">
                       <a:extLst>
                         <a:ext uri="{28A0092B-C50C-407E-A947-70E740481C1C}">
                           <a14:useLocalDpi xmlns:a14="http://schemas.microsoft.com/office/drawing/2010/main" val="0"/>
                         </a:ext>
                       </a:extLst>
                     </a:blip>
-                    <a:srcRect/>
                     <a:stretch>
                       <a:fillRect/>
                     </a:stretch>
                   </pic:blipFill>
-                  <pic:spPr bwMode="auto">
+                  <pic:spPr>
                     <a:xfrm>
                       <a:off x="0" y="0"/>
-                      <a:ext cx="6400800" cy="3528060"/>
+                      <a:ext cx="4693920" cy="2653030"/>
                     </a:xfrm>
                     <a:prstGeom prst="rect">
                       <a:avLst/>
@@ -3084,6 +3084,12 @@
                 </pic:pic>
               </a:graphicData>
             </a:graphic>
+            <wp14:sizeRelH relativeFrom="margin">
+              <wp14:pctWidth>0</wp14:pctWidth>
+            </wp14:sizeRelH>
+            <wp14:sizeRelV relativeFrom="margin">
+              <wp14:pctHeight>0</wp14:pctHeight>
+            </wp14:sizeRelV>
           </wp:anchor>
         </w:drawing>
       </w:r>
@@ -3134,164 +3140,164 @@
           <w:rtl/>
         </w:rPr>
       </w:pPr>
-    </w:p>
-    <w:p>
-      <w:pPr>
-        <w:rPr>
-          <w:b/>
-          <w:bCs/>
-          <w:rtl/>
-        </w:rPr>
-      </w:pPr>
-    </w:p>
-    <w:p>
-      <w:pPr>
-        <w:rPr>
-          <w:b/>
-          <w:bCs/>
-          <w:rtl/>
-        </w:rPr>
-      </w:pPr>
-    </w:p>
-    <w:p>
-      <w:pPr>
-        <w:rPr>
-          <w:b/>
-          <w:bCs/>
-          <w:rtl/>
-        </w:rPr>
-      </w:pPr>
-    </w:p>
-    <w:p>
-      <w:pPr>
-        <w:rPr>
-          <w:b/>
-          <w:bCs/>
-          <w:rtl/>
-        </w:rPr>
-      </w:pPr>
-    </w:p>
-    <w:p>
-      <w:pPr>
-        <w:rPr>
-          <w:b/>
-          <w:bCs/>
-          <w:rtl/>
-        </w:rPr>
-      </w:pPr>
-    </w:p>
-    <w:p>
-      <w:pPr>
-        <w:rPr>
-          <w:b/>
-          <w:bCs/>
-          <w:rtl/>
-        </w:rPr>
-      </w:pPr>
-    </w:p>
-    <w:p>
-      <w:pPr>
-        <w:rPr>
-          <w:b/>
-          <w:bCs/>
-          <w:rtl/>
-        </w:rPr>
-      </w:pPr>
-    </w:p>
-    <w:p>
-      <w:pPr>
-        <w:rPr>
-          <w:b/>
-          <w:bCs/>
-          <w:rtl/>
-        </w:rPr>
-      </w:pPr>
-    </w:p>
-    <w:p>
-      <w:pPr>
-        <w:rPr>
-          <w:b/>
-          <w:bCs/>
-          <w:rtl/>
-        </w:rPr>
-      </w:pPr>
-    </w:p>
-    <w:p>
-      <w:pPr>
-        <w:rPr>
-          <w:rFonts w:asciiTheme="minorBidi" w:hAnsiTheme="minorBidi"/>
-          <w:b/>
-          <w:bCs/>
-          <w:sz w:val="28"/>
-          <w:szCs w:val="28"/>
-        </w:rPr>
-      </w:pPr>
-      <w:r>
-        <w:rPr>
-          <w:rFonts w:asciiTheme="minorBidi" w:hAnsiTheme="minorBidi"/>
-          <w:b/>
-          <w:bCs/>
-          <w:sz w:val="28"/>
-          <w:szCs w:val="28"/>
-        </w:rPr>
-        <w:lastRenderedPageBreak/>
-        <w:t>UC-13</w:t>
-      </w:r>
-      <w:r>
-        <w:rPr>
-          <w:rFonts w:asciiTheme="minorBidi" w:hAnsiTheme="minorBidi"/>
-          <w:b/>
-          <w:bCs/>
-          <w:sz w:val="28"/>
-          <w:szCs w:val="28"/>
-        </w:rPr>
-        <w:t> </w:t>
-      </w:r>
-      <w:r>
-        <w:rPr>
-          <w:rFonts w:asciiTheme="minorBidi" w:hAnsiTheme="minorBidi"/>
-          <w:b/>
-          <w:bCs/>
-          <w:sz w:val="28"/>
-          <w:szCs w:val="28"/>
-        </w:rPr>
-        <w:t>Backend Worker (Queue → Stable Diffusion)</w:t>
-      </w:r>
-    </w:p>
-    <w:p>
-      <w:pPr>
-        <w:rPr>
-          <w:rFonts w:asciiTheme="minorBidi" w:hAnsiTheme="minorBidi"/>
-        </w:rPr>
-      </w:pPr>
-      <w:r>
-        <w:rPr>
-          <w:rFonts w:asciiTheme="minorBidi" w:hAnsiTheme="minorBidi"/>
-        </w:rPr>
-        <w:t xml:space="preserve">Story – A background worker pulls the SQS message, generates the image, uploads it to S3, and updates </w:t>
-      </w:r>
-      <w:proofErr w:type="spellStart"/>
-      <w:r>
-        <w:rPr>
-          <w:rFonts w:asciiTheme="minorBidi" w:hAnsiTheme="minorBidi"/>
-        </w:rPr>
-        <w:t>DynamoDB</w:t>
-      </w:r>
-      <w:proofErr w:type="spellEnd"/>
-      <w:r>
-        <w:rPr>
-          <w:rFonts w:asciiTheme="minorBidi" w:hAnsiTheme="minorBidi"/>
-        </w:rPr>
-        <w:t>.</w:t>
-      </w:r>
-    </w:p>
-    <w:p>
       <w:bookmarkStart w:id="0" w:name="_GoBack"/>
       <w:bookmarkEnd w:id="0"/>
+    </w:p>
+    <w:p>
+      <w:pPr>
+        <w:rPr>
+          <w:b/>
+          <w:bCs/>
+          <w:rtl/>
+        </w:rPr>
+      </w:pPr>
+    </w:p>
+    <w:p>
+      <w:pPr>
+        <w:rPr>
+          <w:b/>
+          <w:bCs/>
+          <w:rtl/>
+        </w:rPr>
+      </w:pPr>
+    </w:p>
+    <w:p>
+      <w:pPr>
+        <w:rPr>
+          <w:b/>
+          <w:bCs/>
+          <w:rtl/>
+        </w:rPr>
+      </w:pPr>
+    </w:p>
+    <w:p>
+      <w:pPr>
+        <w:rPr>
+          <w:b/>
+          <w:bCs/>
+          <w:rtl/>
+        </w:rPr>
+      </w:pPr>
+    </w:p>
+    <w:p>
+      <w:pPr>
+        <w:rPr>
+          <w:b/>
+          <w:bCs/>
+          <w:rtl/>
+        </w:rPr>
+      </w:pPr>
+    </w:p>
+    <w:p>
+      <w:pPr>
+        <w:rPr>
+          <w:b/>
+          <w:bCs/>
+          <w:rtl/>
+        </w:rPr>
+      </w:pPr>
+    </w:p>
+    <w:p>
+      <w:pPr>
+        <w:rPr>
+          <w:b/>
+          <w:bCs/>
+          <w:rtl/>
+        </w:rPr>
+      </w:pPr>
+    </w:p>
+    <w:p>
+      <w:pPr>
+        <w:rPr>
+          <w:b/>
+          <w:bCs/>
+          <w:rtl/>
+        </w:rPr>
+      </w:pPr>
+    </w:p>
+    <w:p>
+      <w:pPr>
+        <w:rPr>
+          <w:b/>
+          <w:bCs/>
+          <w:rtl/>
+        </w:rPr>
+      </w:pPr>
+    </w:p>
+    <w:p>
+      <w:pPr>
+        <w:rPr>
+          <w:rFonts w:asciiTheme="minorBidi" w:hAnsiTheme="minorBidi"/>
+          <w:b/>
+          <w:bCs/>
+          <w:sz w:val="28"/>
+          <w:szCs w:val="28"/>
+        </w:rPr>
+      </w:pPr>
+      <w:r>
+        <w:rPr>
+          <w:rFonts w:asciiTheme="minorBidi" w:hAnsiTheme="minorBidi"/>
+          <w:b/>
+          <w:bCs/>
+          <w:sz w:val="28"/>
+          <w:szCs w:val="28"/>
+        </w:rPr>
+        <w:t>UC-13</w:t>
+      </w:r>
+      <w:r>
+        <w:rPr>
+          <w:rFonts w:asciiTheme="minorBidi" w:hAnsiTheme="minorBidi"/>
+          <w:b/>
+          <w:bCs/>
+          <w:sz w:val="28"/>
+          <w:szCs w:val="28"/>
+        </w:rPr>
+        <w:t> </w:t>
+      </w:r>
+      <w:r>
+        <w:rPr>
+          <w:rFonts w:asciiTheme="minorBidi" w:hAnsiTheme="minorBidi"/>
+          <w:b/>
+          <w:bCs/>
+          <w:sz w:val="28"/>
+          <w:szCs w:val="28"/>
+        </w:rPr>
+        <w:t>Backend Worker (Queue → Stable Diffusion)</w:t>
+      </w:r>
+    </w:p>
+    <w:p>
+      <w:pPr>
+        <w:rPr>
+          <w:rFonts w:asciiTheme="minorBidi" w:hAnsiTheme="minorBidi"/>
+        </w:rPr>
+      </w:pPr>
+      <w:r>
+        <w:rPr>
+          <w:rFonts w:asciiTheme="minorBidi" w:hAnsiTheme="minorBidi"/>
+        </w:rPr>
+        <w:t xml:space="preserve">Story – A background worker pulls the SQS message, generates the image, uploads it to S3, and updates </w:t>
+      </w:r>
+      <w:proofErr w:type="spellStart"/>
+      <w:r>
+        <w:rPr>
+          <w:rFonts w:asciiTheme="minorBidi" w:hAnsiTheme="minorBidi"/>
+        </w:rPr>
+        <w:t>DynamoDB</w:t>
+      </w:r>
+      <w:proofErr w:type="spellEnd"/>
+      <w:r>
+        <w:rPr>
+          <w:rFonts w:asciiTheme="minorBidi" w:hAnsiTheme="minorBidi"/>
+        </w:rPr>
+        <w:t>.</w:t>
+      </w:r>
+    </w:p>
+    <w:p>
       <w:r>
         <w:rPr>
           <w:noProof/>
         </w:rPr>
+        <w:lastRenderedPageBreak/>
         <w:drawing>
           <wp:anchor distT="0" distB="0" distL="114300" distR="114300" simplePos="0" relativeHeight="251671552" behindDoc="0" locked="0" layoutInCell="1" allowOverlap="1" wp14:anchorId="1C798725" wp14:editId="6E0EC5D4">
             <wp:simplePos x="0" y="0"/>
@@ -3318,7 +3324,7 @@
                     </pic:cNvPicPr>
                   </pic:nvPicPr>
                   <pic:blipFill>
-                    <a:blip r:embed="rId18">
+                    <a:blip r:embed="rId19">
                       <a:extLst>
                         <a:ext uri="{28A0092B-C50C-407E-A947-70E740481C1C}">
                           <a14:useLocalDpi xmlns:a14="http://schemas.microsoft.com/office/drawing/2010/main" val="0"/>
